--- a/artifacts/stage6_digital_ipos/blocks/i2c-spi-ahb/digital_ipos_i2c-spi-ahb.docx
+++ b/artifacts/stage6_digital_ipos/blocks/i2c-spi-ahb/digital_ipos_i2c-spi-ahb.docx
@@ -799,7 +799,7 @@
         <w:pStyle w:val="FirstParagraph"/>
       </w:pPr>
       <w:r>
-        <w:t xml:space="preserve">The I2C_SPI_AHB block is designed to accept I2C/SPI accesses and translate them as needed into AHB transactions for device configuration and readback, including ISPU access.</w:t>
+        <w:t xml:space="preserve">The I2C_SPI_AHB block serves to accept I2C/SPI accesses and translate them as needed into AHB transactions for device configuration and readback, including ISPU access.</w:t>
       </w:r>
     </w:p>
     <w:bookmarkEnd w:id="31"/>
@@ -825,7 +825,7 @@
         </w:numPr>
       </w:pPr>
       <w:r>
-        <w:t xml:space="preserve">The I2C_SPI_AHB accepts host bus transactions and produces protocol-compliant responses.</w:t>
+        <w:t xml:space="preserve">The I2C_SPI_AHB block accepts Host bus transactions. The I2C_SPI_AHB block produces Protocol-compliant responses.</w:t>
       </w:r>
     </w:p>
     <w:p>
@@ -841,13 +841,145 @@
           <w:b/>
           <w:bCs/>
         </w:rPr>
-        <w:t xml:space="preserve">Read data preloading.</w:t>
+        <w:t xml:space="preserve">An I2C/SPI write access to the address 0x60-0x67.</w:t>
       </w:r>
       <w:r>
         <w:t xml:space="preserve"> </w:t>
       </w:r>
       <w:r>
-        <w:t xml:space="preserve">Preloads data from AHB after a double-byte write to 0x68-0x6f, keeping the internal FIFO ready for the master read request.</w:t>
+        <w:t xml:space="preserve">An I2C/SPI write access to the address 0x60-0x67 is translated in an AHB write access to the configured AHB address (contained in registers SAM ADDR BYTE0/1/2/3, address 0x50/0x51/0x52/0x53).</w:t>
+      </w:r>
+    </w:p>
+    <w:p>
+      <w:pPr>
+        <w:pStyle w:val="Compact"/>
+        <w:numPr>
+          <w:ilvl w:val="0"/>
+          <w:numId w:val="1003"/>
+        </w:numPr>
+      </w:pPr>
+      <w:r>
+        <w:rPr>
+          <w:b/>
+          <w:bCs/>
+        </w:rPr>
+        <w:t xml:space="preserve">On AHB interface, BURST.</w:t>
+      </w:r>
+      <w:r>
+        <w:t xml:space="preserve"> </w:t>
+      </w:r>
+      <w:r>
+        <w:t xml:space="preserve">On AHB interface, BURST is not supported as well as LOCKED transfers.</w:t>
+      </w:r>
+    </w:p>
+    <w:p>
+      <w:pPr>
+        <w:pStyle w:val="Compact"/>
+        <w:numPr>
+          <w:ilvl w:val="0"/>
+          <w:numId w:val="1003"/>
+        </w:numPr>
+      </w:pPr>
+      <w:r>
+        <w:rPr>
+          <w:b/>
+          <w:bCs/>
+        </w:rPr>
+        <w:t xml:space="preserve">A double byte write access to the address 0x68-0x6f (with data that is the number of bytes that the master wants to read).</w:t>
+      </w:r>
+      <w:r>
+        <w:t xml:space="preserve"> </w:t>
+      </w:r>
+      <w:r>
+        <w:t xml:space="preserve">A double byte write access to the address 0x68-0x6f (with data that is the number of bytes that the master wants to read) starts the data preload from AHB in order to have the internal fifo not empty when the read request will be done by the master.</w:t>
+      </w:r>
+    </w:p>
+    <w:p>
+      <w:pPr>
+        <w:pStyle w:val="Compact"/>
+        <w:numPr>
+          <w:ilvl w:val="0"/>
+          <w:numId w:val="1003"/>
+        </w:numPr>
+      </w:pPr>
+      <w:r>
+        <w:rPr>
+          <w:b/>
+          <w:bCs/>
+        </w:rPr>
+        <w:t xml:space="preserve">An I2C/SPI read access to the address 0x70-0x7f.</w:t>
+      </w:r>
+      <w:r>
+        <w:t xml:space="preserve"> </w:t>
+      </w:r>
+      <w:r>
+        <w:t xml:space="preserve">An I2C/SPI read access to the address 0x70-0x7f is translated in an AHB read access to the configured AHB address (contained in registers SAM ADDR BYTE0/1/2/3, address 0x50/0x51/0x52/0x53).</w:t>
+      </w:r>
+    </w:p>
+    <w:p>
+      <w:pPr>
+        <w:pStyle w:val="Compact"/>
+        <w:numPr>
+          <w:ilvl w:val="0"/>
+          <w:numId w:val="1003"/>
+        </w:numPr>
+      </w:pPr>
+      <w:r>
+        <w:rPr>
+          <w:b/>
+          <w:bCs/>
+        </w:rPr>
+        <w:t xml:space="preserve">I2C interface.</w:t>
+      </w:r>
+      <w:r>
+        <w:t xml:space="preserve"> </w:t>
+      </w:r>
+      <w:r>
+        <w:t xml:space="preserve">I2C interface supports all the specified modalities (Standard, FM, FM+) and, if configured, HS is also supported.</w:t>
+      </w:r>
+    </w:p>
+    <w:p>
+      <w:pPr>
+        <w:pStyle w:val="Compact"/>
+        <w:numPr>
+          <w:ilvl w:val="0"/>
+          <w:numId w:val="1003"/>
+        </w:numPr>
+      </w:pPr>
+      <w:r>
+        <w:rPr>
+          <w:b/>
+          <w:bCs/>
+        </w:rPr>
+        <w:t xml:space="preserve">Clock frequency ratio between system (AHB) and I2C/SPI interfaces domains.</w:t>
+      </w:r>
+      <w:r>
+        <w:t xml:space="preserve"> </w:t>
+      </w:r>
+      <w:r>
+        <w:t xml:space="preserve">Clock frequency ratio between system (AHB) and I2C/SPI interfaces domains are at least 2 times.</w:t>
+      </w:r>
+    </w:p>
+    <w:p>
+      <w:pPr>
+        <w:pStyle w:val="Compact"/>
+        <w:numPr>
+          <w:ilvl w:val="0"/>
+          <w:numId w:val="1003"/>
+        </w:numPr>
+      </w:pPr>
+      <w:r>
+        <w:rPr>
+          <w:b/>
+          <w:bCs/>
+        </w:rPr>
+        <w:t xml:space="preserve">On AHB interface, data size.</w:t>
+      </w:r>
+      <w:r>
+        <w:t xml:space="preserve"> </w:t>
+      </w:r>
+      <w:r>
+        <w:t xml:space="preserve">On AHB interface, data size is limited to BYTE and WORD.</w:t>
       </w:r>
     </w:p>
     <w:bookmarkEnd w:id="32"/>

--- a/artifacts/stage6_digital_ipos/blocks/i2c-spi-ahb/digital_ipos_i2c-spi-ahb.docx
+++ b/artifacts/stage6_digital_ipos/blocks/i2c-spi-ahb/digital_ipos_i2c-spi-ahb.docx
@@ -2,7 +2,7 @@
 <file path=word/document.xml><?xml version="1.0" encoding="utf-8"?>
 <w:document xmlns:r="http://schemas.openxmlformats.org/officeDocument/2006/relationships" xmlns:w="http://schemas.openxmlformats.org/wordprocessingml/2006/main">
   <w:body>
-    <w:bookmarkStart w:id="51" w:name="digital-ipos---i2cspiahb"/>
+    <w:bookmarkStart w:id="52" w:name="digital-ipos---i2cspiahb"/>
     <w:p>
       <w:pPr>
         <w:pStyle w:val="Heading1"/>
@@ -33,7 +33,7 @@
         <w:rPr>
           <w:rStyle w:val="VerbatimChar"/>
         </w:rPr>
-        <w:t xml:space="preserve">snap-b2e8101b00dc6909feaed885</w:t>
+        <w:t xml:space="preserve">snap-73c872b1307b6adb5eaf843e</w:t>
       </w:r>
     </w:p>
     <w:p>
@@ -269,6 +269,52 @@
           </w:p>
         </w:tc>
       </w:tr>
+      <w:tr>
+        <w:tc>
+          <w:tcPr/>
+          <w:p>
+            <w:pPr>
+              <w:pStyle w:val="Compact"/>
+            </w:pPr>
+            <w:r>
+              <w:t xml:space="preserve">0.2</w:t>
+            </w:r>
+          </w:p>
+        </w:tc>
+        <w:tc>
+          <w:tcPr/>
+          <w:p>
+            <w:pPr>
+              <w:pStyle w:val="Compact"/>
+            </w:pPr>
+            <w:r>
+              <w:t xml:space="preserve">2026-10-12</w:t>
+            </w:r>
+          </w:p>
+        </w:tc>
+        <w:tc>
+          <w:tcPr/>
+          <w:p>
+            <w:pPr>
+              <w:pStyle w:val="Compact"/>
+            </w:pPr>
+            <w:r>
+              <w:t xml:space="preserve">Snapshot snap-73c872b1307b6adb5eaf843e digital IPOS block baseline</w:t>
+            </w:r>
+          </w:p>
+        </w:tc>
+        <w:tc>
+          <w:tcPr/>
+          <w:p>
+            <w:pPr>
+              <w:pStyle w:val="Compact"/>
+            </w:pPr>
+            <w:r>
+              <w:t xml:space="preserve">Alessandro Lucio IANNUZZI</w:t>
+            </w:r>
+          </w:p>
+        </w:tc>
+      </w:tr>
     </w:tbl>
     <w:bookmarkEnd w:id="27"/>
     <w:bookmarkEnd w:id="28"/>
@@ -768,7 +814,7 @@
     </w:tbl>
     <w:bookmarkEnd w:id="29"/>
     <w:bookmarkEnd w:id="30"/>
-    <w:bookmarkStart w:id="33" w:name="Xe4ae1f4c6c1148d24765132f87dc7acea3c515f"/>
+    <w:bookmarkStart w:id="34" w:name="Xe4ae1f4c6c1148d24765132f87dc7acea3c515f"/>
     <w:p>
       <w:pPr>
         <w:pStyle w:val="Heading2"/>
@@ -799,7 +845,7 @@
         <w:pStyle w:val="FirstParagraph"/>
       </w:pPr>
       <w:r>
-        <w:t xml:space="preserve">The I2C_SPI_AHB block serves to accept I2C/SPI accesses and translate them as needed into AHB transactions for device configuration and readback, including ISPU access.</w:t>
+        <w:t xml:space="preserve">The I2C_SPI_AHB block is designed to accept I2C/SPI accesses and translate them as needed into AHB transactions for device configuration and readback, including ISPU access.</w:t>
       </w:r>
     </w:p>
     <w:bookmarkEnd w:id="31"/>
@@ -818,173 +864,77 @@
     </w:p>
     <w:p>
       <w:pPr>
-        <w:pStyle w:val="Compact"/>
-        <w:numPr>
-          <w:ilvl w:val="0"/>
-          <w:numId w:val="1003"/>
-        </w:numPr>
-      </w:pPr>
-      <w:r>
-        <w:t xml:space="preserve">The I2C_SPI_AHB block accepts Host bus transactions. The I2C_SPI_AHB block produces Protocol-compliant responses.</w:t>
-      </w:r>
-    </w:p>
-    <w:p>
-      <w:pPr>
-        <w:pStyle w:val="Compact"/>
-        <w:numPr>
-          <w:ilvl w:val="0"/>
-          <w:numId w:val="1003"/>
-        </w:numPr>
+        <w:pStyle w:val="FirstParagraph"/>
+      </w:pPr>
+      <w:r>
+        <w:t xml:space="preserve">The I2C_SPI_AHB block accepts Host bus transactions and produces Protocol-compliant responses.</w:t>
+      </w:r>
+    </w:p>
+    <w:bookmarkEnd w:id="32"/>
+    <w:bookmarkStart w:id="33" w:name="Xeb78ecc8712b6b637c6daa69cd9e6db05c17857"/>
+    <w:p>
+      <w:pPr>
+        <w:pStyle w:val="Heading3"/>
       </w:pPr>
       <w:r>
         <w:rPr>
           <w:b/>
           <w:bCs/>
         </w:rPr>
-        <w:t xml:space="preserve">An I2C/SPI write access to the address 0x60-0x67.</w:t>
-      </w:r>
-      <w:r>
-        <w:t xml:space="preserve"> </w:t>
-      </w:r>
-      <w:r>
-        <w:t xml:space="preserve">An I2C/SPI write access to the address 0x60-0x67 is translated in an AHB write access to the configured AHB address (contained in registers SAM ADDR BYTE0/1/2/3, address 0x50/0x51/0x52/0x53).</w:t>
-      </w:r>
-    </w:p>
-    <w:p>
-      <w:pPr>
-        <w:pStyle w:val="Compact"/>
-        <w:numPr>
-          <w:ilvl w:val="0"/>
-          <w:numId w:val="1003"/>
-        </w:numPr>
-      </w:pPr>
-      <w:r>
-        <w:rPr>
-          <w:b/>
-          <w:bCs/>
-        </w:rPr>
-        <w:t xml:space="preserve">On AHB interface, BURST.</w:t>
-      </w:r>
-      <w:r>
-        <w:t xml:space="preserve"> </w:t>
-      </w:r>
+        <w:t xml:space="preserve">1.4 Supported block functions</w:t>
+      </w:r>
+    </w:p>
+    <w:p>
+      <w:pPr>
+        <w:pStyle w:val="FirstParagraph"/>
+      </w:pPr>
+      <w:r>
+        <w:t xml:space="preserve">An I2C/SPI write access to the address 0x60-0x67 is translated in an AHB write access to the configured AHB address (contained in registers SAM_ADDR_BYTE0/1/2/3, address 0x50/0x51/0x52/0x53).</w:t>
+      </w:r>
+    </w:p>
+    <w:p>
+      <w:pPr>
+        <w:pStyle w:val="BodyText"/>
+      </w:pPr>
       <w:r>
         <w:t xml:space="preserve">On AHB interface, BURST is not supported as well as LOCKED transfers.</w:t>
       </w:r>
     </w:p>
     <w:p>
       <w:pPr>
-        <w:pStyle w:val="Compact"/>
-        <w:numPr>
-          <w:ilvl w:val="0"/>
-          <w:numId w:val="1003"/>
-        </w:numPr>
-      </w:pPr>
-      <w:r>
-        <w:rPr>
-          <w:b/>
-          <w:bCs/>
-        </w:rPr>
-        <w:t xml:space="preserve">A double byte write access to the address 0x68-0x6f (with data that is the number of bytes that the master wants to read).</w:t>
-      </w:r>
-      <w:r>
-        <w:t xml:space="preserve"> </w:t>
-      </w:r>
-      <w:r>
-        <w:t xml:space="preserve">A double byte write access to the address 0x68-0x6f (with data that is the number of bytes that the master wants to read) starts the data preload from AHB in order to have the internal fifo not empty when the read request will be done by the master.</w:t>
-      </w:r>
-    </w:p>
-    <w:p>
-      <w:pPr>
-        <w:pStyle w:val="Compact"/>
-        <w:numPr>
-          <w:ilvl w:val="0"/>
-          <w:numId w:val="1003"/>
-        </w:numPr>
-      </w:pPr>
-      <w:r>
-        <w:rPr>
-          <w:b/>
-          <w:bCs/>
-        </w:rPr>
-        <w:t xml:space="preserve">An I2C/SPI read access to the address 0x70-0x7f.</w:t>
-      </w:r>
-      <w:r>
-        <w:t xml:space="preserve"> </w:t>
-      </w:r>
-      <w:r>
-        <w:t xml:space="preserve">An I2C/SPI read access to the address 0x70-0x7f is translated in an AHB read access to the configured AHB address (contained in registers SAM ADDR BYTE0/1/2/3, address 0x50/0x51/0x52/0x53).</w:t>
-      </w:r>
-    </w:p>
-    <w:p>
-      <w:pPr>
-        <w:pStyle w:val="Compact"/>
-        <w:numPr>
-          <w:ilvl w:val="0"/>
-          <w:numId w:val="1003"/>
-        </w:numPr>
-      </w:pPr>
-      <w:r>
-        <w:rPr>
-          <w:b/>
-          <w:bCs/>
-        </w:rPr>
-        <w:t xml:space="preserve">I2C interface.</w:t>
-      </w:r>
-      <w:r>
-        <w:t xml:space="preserve"> </w:t>
-      </w:r>
+        <w:pStyle w:val="BodyText"/>
+      </w:pPr>
+      <w:r>
+        <w:t xml:space="preserve">An I2C/SPI read access to the address 0x70-0x7f is translated in an AHB read access to the configured AHB address (contained in registers SAM_ADDR_BYTE0/1/2/3, address 0x50/0x51/0x52/0x53).</w:t>
+      </w:r>
+    </w:p>
+    <w:p>
+      <w:pPr>
+        <w:pStyle w:val="BodyText"/>
+      </w:pPr>
       <w:r>
         <w:t xml:space="preserve">I2C interface supports all the specified modalities (Standard, FM, FM+) and, if configured, HS is also supported.</w:t>
       </w:r>
     </w:p>
     <w:p>
       <w:pPr>
-        <w:pStyle w:val="Compact"/>
-        <w:numPr>
-          <w:ilvl w:val="0"/>
-          <w:numId w:val="1003"/>
-        </w:numPr>
-      </w:pPr>
-      <w:r>
-        <w:rPr>
-          <w:b/>
-          <w:bCs/>
-        </w:rPr>
-        <w:t xml:space="preserve">Clock frequency ratio between system (AHB) and I2C/SPI interfaces domains.</w:t>
-      </w:r>
-      <w:r>
-        <w:t xml:space="preserve"> </w:t>
-      </w:r>
+        <w:pStyle w:val="BodyText"/>
+      </w:pPr>
       <w:r>
         <w:t xml:space="preserve">Clock frequency ratio between system (AHB) and I2C/SPI interfaces domains are at least 2 times.</w:t>
       </w:r>
     </w:p>
     <w:p>
       <w:pPr>
-        <w:pStyle w:val="Compact"/>
-        <w:numPr>
-          <w:ilvl w:val="0"/>
-          <w:numId w:val="1003"/>
-        </w:numPr>
-      </w:pPr>
-      <w:r>
-        <w:rPr>
-          <w:b/>
-          <w:bCs/>
-        </w:rPr>
-        <w:t xml:space="preserve">On AHB interface, data size.</w:t>
-      </w:r>
-      <w:r>
-        <w:t xml:space="preserve"> </w:t>
-      </w:r>
+        <w:pStyle w:val="BodyText"/>
+      </w:pPr>
       <w:r>
         <w:t xml:space="preserve">On AHB interface, data size is limited to BYTE and WORD.</w:t>
       </w:r>
     </w:p>
-    <w:bookmarkEnd w:id="32"/>
     <w:bookmarkEnd w:id="33"/>
-    <w:bookmarkStart w:id="34" w:name="Xf07349b071768f65482c37a14b234476b9dae7d"/>
+    <w:bookmarkEnd w:id="34"/>
+    <w:bookmarkStart w:id="35" w:name="Xf07349b071768f65482c37a14b234476b9dae7d"/>
     <w:p>
       <w:pPr>
         <w:pStyle w:val="Heading2"/>
@@ -3311,8 +3261,8 @@
         </w:tc>
       </w:tr>
     </w:tbl>
-    <w:bookmarkEnd w:id="34"/>
-    <w:bookmarkStart w:id="50" w:name="X0f484274a9a50000ed4ab655b3924a3236627f6"/>
+    <w:bookmarkEnd w:id="35"/>
+    <w:bookmarkStart w:id="51" w:name="X0f484274a9a50000ed4ab655b3924a3236627f6"/>
     <w:p>
       <w:pPr>
         <w:pStyle w:val="Heading2"/>
@@ -3325,7 +3275,7 @@
         <w:t xml:space="preserve">3. Block requirements</w:t>
       </w:r>
     </w:p>
-    <w:bookmarkStart w:id="35" w:name="ipos-i2c-spi-ahb-001"/>
+    <w:bookmarkStart w:id="36" w:name="ipos-i2c-spi-ahb-001"/>
     <w:p>
       <w:pPr>
         <w:pStyle w:val="Heading4"/>
@@ -3362,8 +3312,8 @@
         <w:t xml:space="preserve">[End]</w:t>
       </w:r>
     </w:p>
-    <w:bookmarkEnd w:id="35"/>
-    <w:bookmarkStart w:id="36" w:name="ipos-i2c-spi-ahb-002"/>
+    <w:bookmarkEnd w:id="36"/>
+    <w:bookmarkStart w:id="37" w:name="ipos-i2c-spi-ahb-002"/>
     <w:p>
       <w:pPr>
         <w:pStyle w:val="Heading4"/>
@@ -3400,8 +3350,8 @@
         <w:t xml:space="preserve">[End]</w:t>
       </w:r>
     </w:p>
-    <w:bookmarkEnd w:id="36"/>
-    <w:bookmarkStart w:id="37" w:name="ipos-i2c-spi-ahb-003"/>
+    <w:bookmarkEnd w:id="37"/>
+    <w:bookmarkStart w:id="38" w:name="ipos-i2c-spi-ahb-003"/>
     <w:p>
       <w:pPr>
         <w:pStyle w:val="Heading4"/>
@@ -3438,8 +3388,8 @@
         <w:t xml:space="preserve">[End]</w:t>
       </w:r>
     </w:p>
-    <w:bookmarkEnd w:id="37"/>
-    <w:bookmarkStart w:id="38" w:name="ipos-i2c-spi-ahb-004"/>
+    <w:bookmarkEnd w:id="38"/>
+    <w:bookmarkStart w:id="39" w:name="ipos-i2c-spi-ahb-004"/>
     <w:p>
       <w:pPr>
         <w:pStyle w:val="Heading4"/>
@@ -3476,8 +3426,8 @@
         <w:t xml:space="preserve">[End]</w:t>
       </w:r>
     </w:p>
-    <w:bookmarkEnd w:id="38"/>
-    <w:bookmarkStart w:id="39" w:name="ipos-i2c-spi-ahb-005"/>
+    <w:bookmarkEnd w:id="39"/>
+    <w:bookmarkStart w:id="40" w:name="ipos-i2c-spi-ahb-005"/>
     <w:p>
       <w:pPr>
         <w:pStyle w:val="Heading4"/>
@@ -3514,8 +3464,8 @@
         <w:t xml:space="preserve">[End]</w:t>
       </w:r>
     </w:p>
-    <w:bookmarkEnd w:id="39"/>
-    <w:bookmarkStart w:id="40" w:name="ipos-i2c-spi-ahb-006"/>
+    <w:bookmarkEnd w:id="40"/>
+    <w:bookmarkStart w:id="41" w:name="ipos-i2c-spi-ahb-006"/>
     <w:p>
       <w:pPr>
         <w:pStyle w:val="Heading4"/>
@@ -3552,8 +3502,8 @@
         <w:t xml:space="preserve">[End]</w:t>
       </w:r>
     </w:p>
-    <w:bookmarkEnd w:id="40"/>
-    <w:bookmarkStart w:id="41" w:name="ipos-i2c-spi-ahb-007"/>
+    <w:bookmarkEnd w:id="41"/>
+    <w:bookmarkStart w:id="42" w:name="ipos-i2c-spi-ahb-007"/>
     <w:p>
       <w:pPr>
         <w:pStyle w:val="Heading4"/>
@@ -3590,8 +3540,8 @@
         <w:t xml:space="preserve">[End]</w:t>
       </w:r>
     </w:p>
-    <w:bookmarkEnd w:id="41"/>
-    <w:bookmarkStart w:id="42" w:name="ipos-i2c-spi-ahb-008"/>
+    <w:bookmarkEnd w:id="42"/>
+    <w:bookmarkStart w:id="43" w:name="ipos-i2c-spi-ahb-008"/>
     <w:p>
       <w:pPr>
         <w:pStyle w:val="Heading4"/>
@@ -3628,8 +3578,8 @@
         <w:t xml:space="preserve">[End]</w:t>
       </w:r>
     </w:p>
-    <w:bookmarkEnd w:id="42"/>
-    <w:bookmarkStart w:id="43" w:name="ipos-i2c-spi-ahb-009"/>
+    <w:bookmarkEnd w:id="43"/>
+    <w:bookmarkStart w:id="44" w:name="ipos-i2c-spi-ahb-009"/>
     <w:p>
       <w:pPr>
         <w:pStyle w:val="Heading4"/>
@@ -3666,8 +3616,8 @@
         <w:t xml:space="preserve">[End]</w:t>
       </w:r>
     </w:p>
-    <w:bookmarkEnd w:id="43"/>
-    <w:bookmarkStart w:id="44" w:name="ipos-i2c-spi-ahb-010"/>
+    <w:bookmarkEnd w:id="44"/>
+    <w:bookmarkStart w:id="45" w:name="ipos-i2c-spi-ahb-010"/>
     <w:p>
       <w:pPr>
         <w:pStyle w:val="Heading4"/>
@@ -3704,8 +3654,8 @@
         <w:t xml:space="preserve">[End]</w:t>
       </w:r>
     </w:p>
-    <w:bookmarkEnd w:id="44"/>
-    <w:bookmarkStart w:id="45" w:name="ipos-i2c-spi-ahb-011"/>
+    <w:bookmarkEnd w:id="45"/>
+    <w:bookmarkStart w:id="46" w:name="ipos-i2c-spi-ahb-011"/>
     <w:p>
       <w:pPr>
         <w:pStyle w:val="Heading4"/>
@@ -3742,8 +3692,8 @@
         <w:t xml:space="preserve">[End]</w:t>
       </w:r>
     </w:p>
-    <w:bookmarkEnd w:id="45"/>
-    <w:bookmarkStart w:id="46" w:name="ipos-i2c-spi-ahb-012"/>
+    <w:bookmarkEnd w:id="46"/>
+    <w:bookmarkStart w:id="47" w:name="ipos-i2c-spi-ahb-012"/>
     <w:p>
       <w:pPr>
         <w:pStyle w:val="Heading4"/>
@@ -3780,8 +3730,8 @@
         <w:t xml:space="preserve">[End]</w:t>
       </w:r>
     </w:p>
-    <w:bookmarkEnd w:id="46"/>
-    <w:bookmarkStart w:id="47" w:name="ipos-i2c-spi-ahb-013"/>
+    <w:bookmarkEnd w:id="47"/>
+    <w:bookmarkStart w:id="48" w:name="ipos-i2c-spi-ahb-013"/>
     <w:p>
       <w:pPr>
         <w:pStyle w:val="Heading4"/>
@@ -3830,8 +3780,8 @@
         <w:t xml:space="preserve">[End]</w:t>
       </w:r>
     </w:p>
-    <w:bookmarkEnd w:id="47"/>
-    <w:bookmarkStart w:id="48" w:name="ipos-i2c-spi-ahb-014"/>
+    <w:bookmarkEnd w:id="48"/>
+    <w:bookmarkStart w:id="49" w:name="ipos-i2c-spi-ahb-014"/>
     <w:p>
       <w:pPr>
         <w:pStyle w:val="Heading4"/>
@@ -3868,8 +3818,8 @@
         <w:t xml:space="preserve">[End]</w:t>
       </w:r>
     </w:p>
-    <w:bookmarkEnd w:id="48"/>
-    <w:bookmarkStart w:id="49" w:name="ipos-i2c-spi-ahb-015"/>
+    <w:bookmarkEnd w:id="49"/>
+    <w:bookmarkStart w:id="50" w:name="ipos-i2c-spi-ahb-015"/>
     <w:p>
       <w:pPr>
         <w:pStyle w:val="Heading4"/>
@@ -3906,9 +3856,9 @@
         <w:t xml:space="preserve">[End]</w:t>
       </w:r>
     </w:p>
-    <w:bookmarkEnd w:id="49"/>
     <w:bookmarkEnd w:id="50"/>
     <w:bookmarkEnd w:id="51"/>
+    <w:bookmarkEnd w:id="52"/>
     <w:sectPr>
       <w:headerReference r:id="rId14" w:type="default"/>
       <w:footerReference r:id="rId15" w:type="default"/>
@@ -6192,9 +6142,6 @@
     <w:abstractNumId w:val="991"/>
   </w:num>
   <w:num w:numId="1002">
-    <w:abstractNumId w:val="991"/>
-  </w:num>
-  <w:num w:numId="1003">
     <w:abstractNumId w:val="991"/>
   </w:num>
 </w:numbering>

--- a/artifacts/stage6_digital_ipos/blocks/i2c-spi-ahb/digital_ipos_i2c-spi-ahb.docx
+++ b/artifacts/stage6_digital_ipos/blocks/i2c-spi-ahb/digital_ipos_i2c-spi-ahb.docx
@@ -2,7 +2,7 @@
 <file path=word/document.xml><?xml version="1.0" encoding="utf-8"?>
 <w:document xmlns:r="http://schemas.openxmlformats.org/officeDocument/2006/relationships" xmlns:w="http://schemas.openxmlformats.org/wordprocessingml/2006/main">
   <w:body>
-    <w:bookmarkStart w:id="52" w:name="digital-ipos---i2cspiahb"/>
+    <w:bookmarkStart w:id="55" w:name="digital-ipos---i2cspiahb"/>
     <w:p>
       <w:pPr>
         <w:pStyle w:val="Heading1"/>
@@ -44,7 +44,7 @@
         <w:t xml:space="preserve">Author: Alessandro Lucio IANNUZZI</w:t>
       </w:r>
     </w:p>
-    <w:bookmarkStart w:id="30" w:name="X00c53f9efd41cb60267e5a6c5d324e4b2a19070"/>
+    <w:bookmarkStart w:id="32" w:name="X00c53f9efd41cb60267e5a6c5d324e4b2a19070"/>
     <w:p>
       <w:r>
         <w:br w:type="page"/>
@@ -61,18 +61,6 @@
           <w:bCs/>
         </w:rPr>
         <w:t xml:space="preserve">0.1 Table of contents</w:t>
-      </w:r>
-    </w:p>
-    <w:p>
-      <w:pPr>
-        <w:pStyle w:val="Heading2"/>
-      </w:pPr>
-      <w:r>
-        <w:rPr>
-          <w:b/>
-          <w:bCs/>
-        </w:rPr>
-        <w:t xml:space="preserve">0. Document Navigation</w:t>
       </w:r>
     </w:p>
     <w:p>
@@ -100,6 +88,57 @@
           <w:numId w:val="1002"/>
         </w:numPr>
       </w:pPr>
+      <w:hyperlink w:anchor="X6d66c9b48e69b901b65edad7ce11cc7034d8fc0">
+        <w:r>
+          <w:rPr>
+            <w:rStyle w:val="Hyperlink"/>
+          </w:rPr>
+          <w:t xml:space="preserve">1.1 Functionality</w:t>
+        </w:r>
+      </w:hyperlink>
+    </w:p>
+    <w:p>
+      <w:pPr>
+        <w:pStyle w:val="Compact"/>
+        <w:numPr>
+          <w:ilvl w:val="0"/>
+          <w:numId w:val="1002"/>
+        </w:numPr>
+      </w:pPr>
+      <w:hyperlink w:anchor="X42b8cbdc8caad2683370f94443bf78397253609">
+        <w:r>
+          <w:rPr>
+            <w:rStyle w:val="Hyperlink"/>
+          </w:rPr>
+          <w:t xml:space="preserve">1.2 Supported functions and scope</w:t>
+        </w:r>
+      </w:hyperlink>
+    </w:p>
+    <w:p>
+      <w:pPr>
+        <w:pStyle w:val="Compact"/>
+        <w:numPr>
+          <w:ilvl w:val="0"/>
+          <w:numId w:val="1002"/>
+        </w:numPr>
+      </w:pPr>
+      <w:hyperlink w:anchor="Xeb78ecc8712b6b637c6daa69cd9e6db05c17857">
+        <w:r>
+          <w:rPr>
+            <w:rStyle w:val="Hyperlink"/>
+          </w:rPr>
+          <w:t xml:space="preserve">1.4 Supported block functions</w:t>
+        </w:r>
+      </w:hyperlink>
+    </w:p>
+    <w:p>
+      <w:pPr>
+        <w:pStyle w:val="Compact"/>
+        <w:numPr>
+          <w:ilvl w:val="0"/>
+          <w:numId w:val="1002"/>
+        </w:numPr>
+      </w:pPr>
       <w:hyperlink w:anchor="Xf07349b071768f65482c37a14b234476b9dae7d">
         <w:r>
           <w:rPr>
@@ -128,6 +167,18 @@
     </w:p>
     <w:bookmarkEnd w:id="26"/>
     <w:bookmarkStart w:id="28" w:name="X18145283a8c0d2c05dde288ce51f5c2d1700173"/>
+    <w:p>
+      <w:pPr>
+        <w:pStyle w:val="Heading2"/>
+      </w:pPr>
+      <w:r>
+        <w:rPr>
+          <w:b/>
+          <w:bCs/>
+        </w:rPr>
+        <w:t xml:space="preserve">0. Document Navigation</w:t>
+      </w:r>
+    </w:p>
     <w:p>
       <w:pPr>
         <w:pStyle w:val="Heading3"/>
@@ -318,7 +369,7 @@
     </w:tbl>
     <w:bookmarkEnd w:id="27"/>
     <w:bookmarkEnd w:id="28"/>
-    <w:bookmarkStart w:id="29" w:name="X529afff74b9e1e7f50a5ce03a4a23f6a9561e17"/>
+    <w:bookmarkStart w:id="30" w:name="X529afff74b9e1e7f50a5ce03a4a23f6a9561e17"/>
     <w:p>
       <w:pPr>
         <w:pStyle w:val="Heading3"/>
@@ -329,6 +380,19 @@
           <w:bCs/>
         </w:rPr>
         <w:t xml:space="preserve">0.3 Requirement navigation</w:t>
+      </w:r>
+    </w:p>
+    <w:bookmarkStart w:id="29" w:name="table-2-requirement-navigation"/>
+    <w:p>
+      <w:pPr>
+        <w:pStyle w:val="Heading4"/>
+      </w:pPr>
+      <w:r>
+        <w:rPr>
+          <w:b/>
+          <w:bCs/>
+        </w:rPr>
+        <w:t xml:space="preserve">Table 2. Requirement navigation</w:t>
       </w:r>
     </w:p>
     <w:tbl>
@@ -814,7 +878,73 @@
     </w:tbl>
     <w:bookmarkEnd w:id="29"/>
     <w:bookmarkEnd w:id="30"/>
-    <w:bookmarkStart w:id="34" w:name="Xe4ae1f4c6c1148d24765132f87dc7acea3c515f"/>
+    <w:bookmarkStart w:id="31" w:name="Xae25189eb88f8aa82824f86c23f407e5c67a35a"/>
+    <w:p>
+      <w:pPr>
+        <w:pStyle w:val="Heading3"/>
+      </w:pPr>
+      <w:r>
+        <w:rPr>
+          <w:b/>
+          <w:bCs/>
+        </w:rPr>
+        <w:t xml:space="preserve">0.4 Table index</w:t>
+      </w:r>
+    </w:p>
+    <w:p>
+      <w:pPr>
+        <w:pStyle w:val="Compact"/>
+        <w:numPr>
+          <w:ilvl w:val="0"/>
+          <w:numId w:val="1003"/>
+        </w:numPr>
+      </w:pPr>
+      <w:hyperlink w:anchor="table-1-version-history">
+        <w:r>
+          <w:rPr>
+            <w:rStyle w:val="Hyperlink"/>
+          </w:rPr>
+          <w:t xml:space="preserve">Table 1. Version history</w:t>
+        </w:r>
+      </w:hyperlink>
+    </w:p>
+    <w:p>
+      <w:pPr>
+        <w:pStyle w:val="Compact"/>
+        <w:numPr>
+          <w:ilvl w:val="0"/>
+          <w:numId w:val="1003"/>
+        </w:numPr>
+      </w:pPr>
+      <w:hyperlink w:anchor="table-2-requirement-navigation">
+        <w:r>
+          <w:rPr>
+            <w:rStyle w:val="Hyperlink"/>
+          </w:rPr>
+          <w:t xml:space="preserve">Table 2. Requirement navigation</w:t>
+        </w:r>
+      </w:hyperlink>
+    </w:p>
+    <w:p>
+      <w:pPr>
+        <w:pStyle w:val="Compact"/>
+        <w:numPr>
+          <w:ilvl w:val="0"/>
+          <w:numId w:val="1003"/>
+        </w:numPr>
+      </w:pPr>
+      <w:hyperlink w:anchor="table-3-source-io">
+        <w:r>
+          <w:rPr>
+            <w:rStyle w:val="Hyperlink"/>
+          </w:rPr>
+          <w:t xml:space="preserve">Table 3. Source I/O</w:t>
+        </w:r>
+      </w:hyperlink>
+    </w:p>
+    <w:bookmarkEnd w:id="31"/>
+    <w:bookmarkEnd w:id="32"/>
+    <w:bookmarkStart w:id="36" w:name="Xe4ae1f4c6c1148d24765132f87dc7acea3c515f"/>
     <w:p>
       <w:pPr>
         <w:pStyle w:val="Heading2"/>
@@ -827,7 +957,7 @@
         <w:t xml:space="preserve">1. Block overview</w:t>
       </w:r>
     </w:p>
-    <w:bookmarkStart w:id="31" w:name="X6d66c9b48e69b901b65edad7ce11cc7034d8fc0"/>
+    <w:bookmarkStart w:id="33" w:name="X6d66c9b48e69b901b65edad7ce11cc7034d8fc0"/>
     <w:p>
       <w:pPr>
         <w:pStyle w:val="Heading3"/>
@@ -848,8 +978,8 @@
         <w:t xml:space="preserve">The I2C_SPI_AHB block is designed to accept I2C/SPI accesses and translate them as needed into AHB transactions for device configuration and readback, including ISPU access.</w:t>
       </w:r>
     </w:p>
-    <w:bookmarkEnd w:id="31"/>
-    <w:bookmarkStart w:id="32" w:name="X42b8cbdc8caad2683370f94443bf78397253609"/>
+    <w:bookmarkEnd w:id="33"/>
+    <w:bookmarkStart w:id="34" w:name="X42b8cbdc8caad2683370f94443bf78397253609"/>
     <w:p>
       <w:pPr>
         <w:pStyle w:val="Heading3"/>
@@ -870,8 +1000,8 @@
         <w:t xml:space="preserve">The I2C_SPI_AHB block accepts Host bus transactions and produces Protocol-compliant responses.</w:t>
       </w:r>
     </w:p>
-    <w:bookmarkEnd w:id="32"/>
-    <w:bookmarkStart w:id="33" w:name="Xeb78ecc8712b6b637c6daa69cd9e6db05c17857"/>
+    <w:bookmarkEnd w:id="34"/>
+    <w:bookmarkStart w:id="35" w:name="Xeb78ecc8712b6b637c6daa69cd9e6db05c17857"/>
     <w:p>
       <w:pPr>
         <w:pStyle w:val="Heading3"/>
@@ -889,7 +1019,7 @@
         <w:pStyle w:val="FirstParagraph"/>
       </w:pPr>
       <w:r>
-        <w:t xml:space="preserve">An I2C/SPI write access to the address 0x60-0x67 is translated in an AHB write access to the configured AHB address (contained in registers SAM_ADDR_BYTE0/1/2/3, address 0x50/0x51/0x52/0x53).</w:t>
+        <w:t xml:space="preserve">On AHB interface, BURST is not supported as well as LOCKED transfers.</w:t>
       </w:r>
     </w:p>
     <w:p>
@@ -897,7 +1027,7 @@
         <w:pStyle w:val="BodyText"/>
       </w:pPr>
       <w:r>
-        <w:t xml:space="preserve">On AHB interface, BURST is not supported as well as LOCKED transfers.</w:t>
+        <w:t xml:space="preserve">I2C interface supports all the specified modalities (Standard, FM, FM+) and, if configured, HS is also supported.</w:t>
       </w:r>
     </w:p>
     <w:p>
@@ -905,7 +1035,7 @@
         <w:pStyle w:val="BodyText"/>
       </w:pPr>
       <w:r>
-        <w:t xml:space="preserve">An I2C/SPI read access to the address 0x70-0x7f is translated in an AHB read access to the configured AHB address (contained in registers SAM_ADDR_BYTE0/1/2/3, address 0x50/0x51/0x52/0x53).</w:t>
+        <w:t xml:space="preserve">Clock frequency ratio between system (AHB) and I2C/SPI interfaces domains are at least 2 times.</w:t>
       </w:r>
     </w:p>
     <w:p>
@@ -913,28 +1043,12 @@
         <w:pStyle w:val="BodyText"/>
       </w:pPr>
       <w:r>
-        <w:t xml:space="preserve">I2C interface supports all the specified modalities (Standard, FM, FM+) and, if configured, HS is also supported.</w:t>
-      </w:r>
-    </w:p>
-    <w:p>
-      <w:pPr>
-        <w:pStyle w:val="BodyText"/>
-      </w:pPr>
-      <w:r>
-        <w:t xml:space="preserve">Clock frequency ratio between system (AHB) and I2C/SPI interfaces domains are at least 2 times.</w:t>
-      </w:r>
-    </w:p>
-    <w:p>
-      <w:pPr>
-        <w:pStyle w:val="BodyText"/>
-      </w:pPr>
-      <w:r>
         <w:t xml:space="preserve">On AHB interface, data size is limited to BYTE and WORD.</w:t>
       </w:r>
     </w:p>
-    <w:bookmarkEnd w:id="33"/>
-    <w:bookmarkEnd w:id="34"/>
-    <w:bookmarkStart w:id="35" w:name="Xf07349b071768f65482c37a14b234476b9dae7d"/>
+    <w:bookmarkEnd w:id="35"/>
+    <w:bookmarkEnd w:id="36"/>
+    <w:bookmarkStart w:id="38" w:name="Xf07349b071768f65482c37a14b234476b9dae7d"/>
     <w:p>
       <w:pPr>
         <w:pStyle w:val="Heading2"/>
@@ -953,6 +1067,19 @@
       </w:pPr>
       <w:r>
         <w:t xml:space="preserve">The following approved source I/O entries are owned by this block.</w:t>
+      </w:r>
+    </w:p>
+    <w:bookmarkStart w:id="37" w:name="table-3-source-io"/>
+    <w:p>
+      <w:pPr>
+        <w:pStyle w:val="Heading4"/>
+      </w:pPr>
+      <w:r>
+        <w:rPr>
+          <w:b/>
+          <w:bCs/>
+        </w:rPr>
+        <w:t xml:space="preserve">Table 3. Source I/O</w:t>
       </w:r>
     </w:p>
     <w:tbl>
@@ -3261,8 +3388,9 @@
         </w:tc>
       </w:tr>
     </w:tbl>
-    <w:bookmarkEnd w:id="35"/>
-    <w:bookmarkStart w:id="51" w:name="X0f484274a9a50000ed4ab655b3924a3236627f6"/>
+    <w:bookmarkEnd w:id="37"/>
+    <w:bookmarkEnd w:id="38"/>
+    <w:bookmarkStart w:id="54" w:name="X0f484274a9a50000ed4ab655b3924a3236627f6"/>
     <w:p>
       <w:pPr>
         <w:pStyle w:val="Heading2"/>
@@ -3275,7 +3403,7 @@
         <w:t xml:space="preserve">3. Block requirements</w:t>
       </w:r>
     </w:p>
-    <w:bookmarkStart w:id="36" w:name="ipos-i2c-spi-ahb-001"/>
+    <w:bookmarkStart w:id="39" w:name="ipos-i2c-spi-ahb-001"/>
     <w:p>
       <w:pPr>
         <w:pStyle w:val="Heading4"/>
@@ -3289,9 +3417,6 @@
       </w:r>
     </w:p>
     <w:p>
-      <w:pPr>
-        <w:pStyle w:val="FirstParagraph"/>
-      </w:pPr>
       <w:r>
         <w:t xml:space="preserve">[DDS_STBIO1_8000] Requirement: I2C interface shall support all the specified modalities (Standard, FM, FM+) and, if configured, HS is also supported.</w:t>
       </w:r>
@@ -3312,8 +3437,8 @@
         <w:t xml:space="preserve">[End]</w:t>
       </w:r>
     </w:p>
-    <w:bookmarkEnd w:id="36"/>
-    <w:bookmarkStart w:id="37" w:name="ipos-i2c-spi-ahb-002"/>
+    <w:bookmarkEnd w:id="39"/>
+    <w:bookmarkStart w:id="40" w:name="ipos-i2c-spi-ahb-002"/>
     <w:p>
       <w:pPr>
         <w:pStyle w:val="Heading4"/>
@@ -3327,9 +3452,6 @@
       </w:r>
     </w:p>
     <w:p>
-      <w:pPr>
-        <w:pStyle w:val="FirstParagraph"/>
-      </w:pPr>
       <w:r>
         <w:t xml:space="preserve">Clock frequency ratio between system (AHB) and I2C/SPI interfaces domains shall be at least 2 times. [TO: IPOS_I2C_SPI_AHB_0006] [Vpriority High]</w:t>
       </w:r>
@@ -3350,8 +3472,8 @@
         <w:t xml:space="preserve">[End]</w:t>
       </w:r>
     </w:p>
-    <w:bookmarkEnd w:id="37"/>
-    <w:bookmarkStart w:id="38" w:name="ipos-i2c-spi-ahb-003"/>
+    <w:bookmarkEnd w:id="40"/>
+    <w:bookmarkStart w:id="41" w:name="ipos-i2c-spi-ahb-003"/>
     <w:p>
       <w:pPr>
         <w:pStyle w:val="Heading4"/>
@@ -3365,9 +3487,6 @@
       </w:r>
     </w:p>
     <w:p>
-      <w:pPr>
-        <w:pStyle w:val="FirstParagraph"/>
-      </w:pPr>
       <w:r>
         <w:t xml:space="preserve">The IP has a serial interface (I2C or SPI) and a parallel bus interface AHB. [TO: IPOS_I2C_SPI_AHB_0007]</w:t>
       </w:r>
@@ -3388,8 +3507,8 @@
         <w:t xml:space="preserve">[End]</w:t>
       </w:r>
     </w:p>
-    <w:bookmarkEnd w:id="38"/>
-    <w:bookmarkStart w:id="39" w:name="ipos-i2c-spi-ahb-004"/>
+    <w:bookmarkEnd w:id="41"/>
+    <w:bookmarkStart w:id="42" w:name="ipos-i2c-spi-ahb-004"/>
     <w:p>
       <w:pPr>
         <w:pStyle w:val="Heading4"/>
@@ -3403,9 +3522,6 @@
       </w:r>
     </w:p>
     <w:p>
-      <w:pPr>
-        <w:pStyle w:val="FirstParagraph"/>
-      </w:pPr>
       <w:r>
         <w:t xml:space="preserve">An I2C/SPI write access to the address 0x60-0x67 shall be translated in an AHB write access to the configured AHB address (contained in registers SAM_ADDR_BYTE0/1/2/3, address 0x50/0x51/0x52/0x53). [TO: IPOS_I2C_SPI_AHB_0009] [Vpriority High]</w:t>
       </w:r>
@@ -3426,8 +3542,8 @@
         <w:t xml:space="preserve">[End]</w:t>
       </w:r>
     </w:p>
-    <w:bookmarkEnd w:id="39"/>
-    <w:bookmarkStart w:id="40" w:name="ipos-i2c-spi-ahb-005"/>
+    <w:bookmarkEnd w:id="42"/>
+    <w:bookmarkStart w:id="43" w:name="ipos-i2c-spi-ahb-005"/>
     <w:p>
       <w:pPr>
         <w:pStyle w:val="Heading4"/>
@@ -3441,9 +3557,6 @@
       </w:r>
     </w:p>
     <w:p>
-      <w:pPr>
-        <w:pStyle w:val="FirstParagraph"/>
-      </w:pPr>
       <w:r>
         <w:t xml:space="preserve">A double byte write access to the address 0x68-0x6f (with data that is the number of bytes that the master wants to read) shall start the data preload from AHB in order to have the internal fifo not empty when the read request will be done by the master. [TO: IPOS_I2C_SPI_AHB_0010] [Vpriority High]</w:t>
       </w:r>
@@ -3464,8 +3577,8 @@
         <w:t xml:space="preserve">[End]</w:t>
       </w:r>
     </w:p>
-    <w:bookmarkEnd w:id="40"/>
-    <w:bookmarkStart w:id="41" w:name="ipos-i2c-spi-ahb-006"/>
+    <w:bookmarkEnd w:id="43"/>
+    <w:bookmarkStart w:id="44" w:name="ipos-i2c-spi-ahb-006"/>
     <w:p>
       <w:pPr>
         <w:pStyle w:val="Heading4"/>
@@ -3479,9 +3592,6 @@
       </w:r>
     </w:p>
     <w:p>
-      <w:pPr>
-        <w:pStyle w:val="FirstParagraph"/>
-      </w:pPr>
       <w:r>
         <w:t xml:space="preserve">An I2C/SPI read access to the address 0x70-0x7f shall be translated in an AHB read access to the configured AHB address (contained in registers SAM_ADDR_BYTE0/1/2/3, address 0x50/0x51/0x52/0x53). [TO: IPOS_I2C_SPI_AHB_0011] [Vpriority High]</w:t>
       </w:r>
@@ -3502,8 +3612,8 @@
         <w:t xml:space="preserve">[End]</w:t>
       </w:r>
     </w:p>
-    <w:bookmarkEnd w:id="41"/>
-    <w:bookmarkStart w:id="42" w:name="ipos-i2c-spi-ahb-007"/>
+    <w:bookmarkEnd w:id="44"/>
+    <w:bookmarkStart w:id="45" w:name="ipos-i2c-spi-ahb-007"/>
     <w:p>
       <w:pPr>
         <w:pStyle w:val="Heading4"/>
@@ -3517,9 +3627,6 @@
       </w:r>
     </w:p>
     <w:p>
-      <w:pPr>
-        <w:pStyle w:val="FirstParagraph"/>
-      </w:pPr>
       <w:r>
         <w:t xml:space="preserve">On AHB interface, data size shall be limited to BYTE and WORD. [TO: IPOS_I2C_SPI_AHB_0361]</w:t>
       </w:r>
@@ -3540,8 +3647,8 @@
         <w:t xml:space="preserve">[End]</w:t>
       </w:r>
     </w:p>
-    <w:bookmarkEnd w:id="42"/>
-    <w:bookmarkStart w:id="43" w:name="ipos-i2c-spi-ahb-008"/>
+    <w:bookmarkEnd w:id="45"/>
+    <w:bookmarkStart w:id="46" w:name="ipos-i2c-spi-ahb-008"/>
     <w:p>
       <w:pPr>
         <w:pStyle w:val="Heading4"/>
@@ -3555,9 +3662,6 @@
       </w:r>
     </w:p>
     <w:p>
-      <w:pPr>
-        <w:pStyle w:val="FirstParagraph"/>
-      </w:pPr>
       <w:r>
         <w:t xml:space="preserve">On AHB interface, BURST shall not be supported as well as LOCKED transfers. [TO: IPOS_I2C_SPI_AHB_0362]</w:t>
       </w:r>
@@ -3578,8 +3682,8 @@
         <w:t xml:space="preserve">[End]</w:t>
       </w:r>
     </w:p>
-    <w:bookmarkEnd w:id="43"/>
-    <w:bookmarkStart w:id="44" w:name="ipos-i2c-spi-ahb-009"/>
+    <w:bookmarkEnd w:id="46"/>
+    <w:bookmarkStart w:id="47" w:name="ipos-i2c-spi-ahb-009"/>
     <w:p>
       <w:pPr>
         <w:pStyle w:val="Heading4"/>
@@ -3593,9 +3697,6 @@
       </w:r>
     </w:p>
     <w:p>
-      <w:pPr>
-        <w:pStyle w:val="FirstParagraph"/>
-      </w:pPr>
       <w:r>
         <w:t xml:space="preserve">CONNECTION fifo_dpt 8 FIFO depth. Suggested val 8</w:t>
       </w:r>
@@ -3616,8 +3717,8 @@
         <w:t xml:space="preserve">[End]</w:t>
       </w:r>
     </w:p>
-    <w:bookmarkEnd w:id="44"/>
-    <w:bookmarkStart w:id="45" w:name="ipos-i2c-spi-ahb-010"/>
+    <w:bookmarkEnd w:id="47"/>
+    <w:bookmarkStart w:id="48" w:name="ipos-i2c-spi-ahb-010"/>
     <w:p>
       <w:pPr>
         <w:pStyle w:val="Heading4"/>
@@ -3631,9 +3732,6 @@
       </w:r>
     </w:p>
     <w:p>
-      <w:pPr>
-        <w:pStyle w:val="FirstParagraph"/>
-      </w:pPr>
       <w:r>
         <w:t xml:space="preserve">rd_to_max_val 6000 Time available between double byte write to communicate the number of bytes to be read and the following read. If timer expires the operation is aborted and proper flag is activated. Suggested val. 1200</w:t>
       </w:r>
@@ -3654,8 +3752,8 @@
         <w:t xml:space="preserve">[End]</w:t>
       </w:r>
     </w:p>
-    <w:bookmarkEnd w:id="45"/>
-    <w:bookmarkStart w:id="46" w:name="ipos-i2c-spi-ahb-011"/>
+    <w:bookmarkEnd w:id="48"/>
+    <w:bookmarkStart w:id="49" w:name="ipos-i2c-spi-ahb-011"/>
     <w:p>
       <w:pPr>
         <w:pStyle w:val="Heading4"/>
@@ -3669,11 +3767,8 @@
       </w:r>
     </w:p>
     <w:p>
-      <w:pPr>
-        <w:pStyle w:val="FirstParagraph"/>
-      </w:pPr>
-      <w:r>
-        <w:t xml:space="preserve">i2c_hs_mode 1’b0 To activate HS I2C</w:t>
+      <w:r>
+        <w:t xml:space="preserve">i2c_hs_mode 1'b0 To activate HS I2C</w:t>
       </w:r>
     </w:p>
     <w:p>
@@ -3692,8 +3787,8 @@
         <w:t xml:space="preserve">[End]</w:t>
       </w:r>
     </w:p>
-    <w:bookmarkEnd w:id="46"/>
-    <w:bookmarkStart w:id="47" w:name="ipos-i2c-spi-ahb-012"/>
+    <w:bookmarkEnd w:id="49"/>
+    <w:bookmarkStart w:id="50" w:name="ipos-i2c-spi-ahb-012"/>
     <w:p>
       <w:pPr>
         <w:pStyle w:val="Heading4"/>
@@ -3707,11 +3802,8 @@
       </w:r>
     </w:p>
     <w:p>
-      <w:pPr>
-        <w:pStyle w:val="FirstParagraph"/>
-      </w:pPr>
-      <w:r>
-        <w:t xml:space="preserve">i2c_master_code 8’h00 Master code for HS I2C</w:t>
+      <w:r>
+        <w:t xml:space="preserve">i2c_master_code 8'h00 Master code for HS I2C</w:t>
       </w:r>
     </w:p>
     <w:p>
@@ -3730,8 +3822,8 @@
         <w:t xml:space="preserve">[End]</w:t>
       </w:r>
     </w:p>
-    <w:bookmarkEnd w:id="47"/>
-    <w:bookmarkStart w:id="48" w:name="ipos-i2c-spi-ahb-013"/>
+    <w:bookmarkEnd w:id="50"/>
+    <w:bookmarkStart w:id="51" w:name="ipos-i2c-spi-ahb-013"/>
     <w:p>
       <w:pPr>
         <w:pStyle w:val="Heading4"/>
@@ -3745,23 +3837,8 @@
       </w:r>
     </w:p>
     <w:p>
-      <w:pPr>
-        <w:pStyle w:val="FirstParagraph"/>
-      </w:pPr>
-      <w:r>
-        <w:t xml:space="preserve">ser_mode</w:t>
-      </w:r>
-      <w:r>
-        <w:t xml:space="preserve"> </w:t>
-      </w:r>
-      <w:r>
-        <w:t xml:space="preserve">“i2c_spi”</w:t>
-      </w:r>
-      <w:r>
-        <w:t xml:space="preserve"> </w:t>
-      </w:r>
-      <w:r>
-        <w:t xml:space="preserve">To choose if the interface is SPI only, I2C only or both. Suggested : i2c_spi</w:t>
+      <w:r>
+        <w:t xml:space="preserve">ser_mode "i2c_spi" To choose if the interface is SPI only, I2C only or both. Suggested : i2c_spi</w:t>
       </w:r>
     </w:p>
     <w:p>
@@ -3780,8 +3857,8 @@
         <w:t xml:space="preserve">[End]</w:t>
       </w:r>
     </w:p>
-    <w:bookmarkEnd w:id="48"/>
-    <w:bookmarkStart w:id="49" w:name="ipos-i2c-spi-ahb-014"/>
+    <w:bookmarkEnd w:id="51"/>
+    <w:bookmarkStart w:id="52" w:name="ipos-i2c-spi-ahb-014"/>
     <w:p>
       <w:pPr>
         <w:pStyle w:val="Heading4"/>
@@ -3795,11 +3872,8 @@
       </w:r>
     </w:p>
     <w:p>
-      <w:pPr>
-        <w:pStyle w:val="FirstParagraph"/>
-      </w:pPr>
-      <w:r>
-        <w:t xml:space="preserve">ip_version 8’haa IP version</w:t>
+      <w:r>
+        <w:t xml:space="preserve">ip_version 8'haa IP version</w:t>
       </w:r>
     </w:p>
     <w:p>
@@ -3818,8 +3892,8 @@
         <w:t xml:space="preserve">[End]</w:t>
       </w:r>
     </w:p>
-    <w:bookmarkEnd w:id="49"/>
-    <w:bookmarkStart w:id="50" w:name="ipos-i2c-spi-ahb-015"/>
+    <w:bookmarkEnd w:id="52"/>
+    <w:bookmarkStart w:id="53" w:name="ipos-i2c-spi-ahb-015"/>
     <w:p>
       <w:pPr>
         <w:pStyle w:val="Heading4"/>
@@ -3833,11 +3907,8 @@
       </w:r>
     </w:p>
     <w:p>
-      <w:pPr>
-        <w:pStyle w:val="FirstParagraph"/>
-      </w:pPr>
-      <w:r>
-        <w:t xml:space="preserve">i2c_dev_id 7’h5f I2C device address</w:t>
+      <w:r>
+        <w:t xml:space="preserve">i2c_dev_id 7'h5f I2C device address</w:t>
       </w:r>
     </w:p>
     <w:p>
@@ -3856,9 +3927,9 @@
         <w:t xml:space="preserve">[End]</w:t>
       </w:r>
     </w:p>
-    <w:bookmarkEnd w:id="50"/>
-    <w:bookmarkEnd w:id="51"/>
-    <w:bookmarkEnd w:id="52"/>
+    <w:bookmarkEnd w:id="53"/>
+    <w:bookmarkEnd w:id="54"/>
+    <w:bookmarkEnd w:id="55"/>
     <w:sectPr>
       <w:headerReference r:id="rId14" w:type="default"/>
       <w:footerReference r:id="rId15" w:type="default"/>
@@ -6142,6 +6213,9 @@
     <w:abstractNumId w:val="991"/>
   </w:num>
   <w:num w:numId="1002">
+    <w:abstractNumId w:val="991"/>
+  </w:num>
+  <w:num w:numId="1003">
     <w:abstractNumId w:val="991"/>
   </w:num>
 </w:numbering>
